--- a/角色材料/任务书/⑤-前端Three.js_7周任务书_v1.0.docx
+++ b/角色材料/任务书/⑤-前端Three.js_7周任务书_v1.0.docx
@@ -186,7 +186,7 @@
                 <w:b/>
                 <w:sz w:val="18"/>
               </w:rPr>
-              <w:t>14.第三轮7周总排期 v1.0</w:t>
+              <w:t>14.第三轮7周总排期 v1.1</w:t>
             </w:r>
           </w:p>
         </w:tc>
